--- a/mode_docx_gen/templ1.docx
+++ b/mode_docx_gen/templ1.docx
@@ -2,6 +2,7 @@
 <file path=word/document.xml><?xml version="1.0" encoding="utf-8"?>
 <w:document xmlns:wpc="http://schemas.microsoft.com/office/word/2010/wordprocessingCanvas" xmlns:cx="http://schemas.microsoft.com/office/drawing/2014/chartex" xmlns:cx1="http://schemas.microsoft.com/office/drawing/2015/9/8/chartex" xmlns:mc="http://schemas.openxmlformats.org/markup-compatibility/2006" xmlns:o="urn:schemas-microsoft-com:office:office" xmlns:r="http://schemas.openxmlformats.org/officeDocument/2006/relationships" xmlns:m="http://schemas.openxmlformats.org/officeDocument/2006/math" xmlns:v="urn:schemas-microsoft-com:vml" xmlns:wp14="http://schemas.microsoft.com/office/word/2010/wordprocessingDrawing" xmlns:wp="http://schemas.openxmlformats.org/drawingml/2006/wordprocessingDrawing" xmlns:w10="urn:schemas-microsoft-com:office:word" xmlns:w="http://schemas.openxmlformats.org/wordprocessingml/2006/main" xmlns:w14="http://schemas.microsoft.com/office/word/2010/wordml" xmlns:w15="http://schemas.microsoft.com/office/word/2012/wordml" xmlns:w16se="http://schemas.microsoft.com/office/word/2015/wordml/symex" xmlns:wpg="http://schemas.microsoft.com/office/word/2010/wordprocessingGroup" xmlns:wpi="http://schemas.microsoft.com/office/word/2010/wordprocessingInk" xmlns:wne="http://schemas.microsoft.com/office/word/2006/wordml" xmlns:wps="http://schemas.microsoft.com/office/word/2010/wordprocessingShape" mc:Ignorable="w14 w15 w16se wp14">
   <w:body>
+    <w:p/>
     <w:p>
       <w:bookmarkStart w:id="0" w:name="_GoBack"/>
       <w:bookmarkEnd w:id="0"/>
@@ -546,7 +547,7 @@
   <w:abstractNum w:abstractNumId="1" w15:restartNumberingAfterBreak="0">
     <w:nsid w:val="00B0212E"/>
     <w:multiLevelType w:val="multilevel"/>
-    <w:tmpl w:val="A8E83AAC"/>
+    <w:tmpl w:val="C36A4A0E"/>
     <w:lvl w:ilvl="0">
       <w:start w:val="1"/>
       <w:numFmt w:val="decimal"/>
@@ -588,41 +589,8 @@
     <w:lvl w:ilvl="2">
       <w:start w:val="1"/>
       <w:numFmt w:val="decimal"/>
-      <w:lvlRestart w:val="1"/>
-      <w:pStyle w:val="a0"/>
-      <w:suff w:val="space"/>
-      <w:lvlText w:val="Рисунок %1.%3 -"/>
-      <w:lvlJc w:val="left"/>
-      <w:pPr>
-        <w:ind w:left="0" w:firstLine="0"/>
-      </w:pPr>
-      <w:rPr>
-        <w:rFonts w:hint="default"/>
-        <w:spacing w:val="26"/>
-      </w:rPr>
-    </w:lvl>
-    <w:lvl w:ilvl="3">
-      <w:start w:val="1"/>
-      <w:numFmt w:val="decimal"/>
-      <w:lvlRestart w:val="1"/>
-      <w:pStyle w:val="a1"/>
-      <w:suff w:val="space"/>
-      <w:lvlText w:val="Таблица %1.%4 -"/>
-      <w:lvlJc w:val="left"/>
-      <w:pPr>
-        <w:ind w:left="0" w:firstLine="0"/>
-      </w:pPr>
-      <w:rPr>
-        <w:rFonts w:hint="default"/>
-        <w:spacing w:val="26"/>
-      </w:rPr>
-    </w:lvl>
-    <w:lvl w:ilvl="4">
-      <w:start w:val="1"/>
-      <w:numFmt w:val="decimal"/>
-      <w:lvlRestart w:val="2"/>
       <w:pStyle w:val="3"/>
-      <w:lvlText w:val="%1.%2.%5"/>
+      <w:lvlText w:val="%1.%2.%3"/>
       <w:lvlJc w:val="left"/>
       <w:pPr>
         <w:tabs>
@@ -632,6 +600,40 @@
       </w:pPr>
       <w:rPr>
         <w:rFonts w:hint="default"/>
+        <w:spacing w:val="0"/>
+      </w:rPr>
+    </w:lvl>
+    <w:lvl w:ilvl="3">
+      <w:start w:val="1"/>
+      <w:numFmt w:val="decimal"/>
+      <w:pStyle w:val="4"/>
+      <w:lvlText w:val="%1.%2.%3.%4"/>
+      <w:lvlJc w:val="left"/>
+      <w:pPr>
+        <w:tabs>
+          <w:tab w:val="num" w:pos="709"/>
+        </w:tabs>
+        <w:ind w:left="0" w:firstLine="709"/>
+      </w:pPr>
+      <w:rPr>
+        <w:rFonts w:hint="default"/>
+        <w:spacing w:val="0"/>
+      </w:rPr>
+    </w:lvl>
+    <w:lvl w:ilvl="4">
+      <w:start w:val="1"/>
+      <w:numFmt w:val="none"/>
+      <w:lvlRestart w:val="2"/>
+      <w:lvlText w:val=""/>
+      <w:lvlJc w:val="left"/>
+      <w:pPr>
+        <w:tabs>
+          <w:tab w:val="num" w:pos="709"/>
+        </w:tabs>
+        <w:ind w:left="0" w:firstLine="709"/>
+      </w:pPr>
+      <w:rPr>
+        <w:rFonts w:hint="default"/>
       </w:rPr>
     </w:lvl>
     <w:lvl w:ilvl="5">
@@ -650,7 +652,7 @@
       <w:start w:val="1"/>
       <w:numFmt w:val="decimal"/>
       <w:lvlRestart w:val="1"/>
-      <w:pStyle w:val="a2"/>
+      <w:pStyle w:val="a0"/>
       <w:suff w:val="nothing"/>
       <w:lvlText w:val="(%1.%7)"/>
       <w:lvlJc w:val="left"/>
@@ -709,26 +711,30 @@
     </w:lvl>
     <w:lvl w:ilvl="7">
       <w:start w:val="1"/>
-      <w:numFmt w:val="lowerLetter"/>
-      <w:lvlText w:val="%8."/>
-      <w:lvlJc w:val="left"/>
-      <w:pPr>
-        <w:ind w:left="2880" w:hanging="360"/>
-      </w:pPr>
-      <w:rPr>
-        <w:rFonts w:hint="default"/>
+      <w:numFmt w:val="decimal"/>
+      <w:lvlRestart w:val="1"/>
+      <w:pStyle w:val="a1"/>
+      <w:suff w:val="space"/>
+      <w:lvlText w:val="Рисунок %1.%8 - "/>
+      <w:lvlJc w:val="left"/>
+      <w:pPr>
+        <w:ind w:left="0" w:firstLine="0"/>
+      </w:pPr>
+      <w:rPr>
+        <w:rFonts w:hint="default"/>
+        <w:spacing w:val="26"/>
       </w:rPr>
     </w:lvl>
     <w:lvl w:ilvl="8">
       <w:start w:val="1"/>
       <w:numFmt w:val="decimal"/>
-      <w:lvlRestart w:val="5"/>
-      <w:pStyle w:val="4"/>
+      <w:lvlRestart w:val="1"/>
+      <w:pStyle w:val="a2"/>
       <w:suff w:val="space"/>
-      <w:lvlText w:val="%1.%2.%5.%9"/>
-      <w:lvlJc w:val="left"/>
-      <w:pPr>
-        <w:ind w:left="0" w:firstLine="709"/>
+      <w:lvlText w:val="Таблица %1.%9 - "/>
+      <w:lvlJc w:val="left"/>
+      <w:pPr>
+        <w:ind w:left="0" w:firstLine="0"/>
       </w:pPr>
       <w:rPr>
         <w:rFonts w:hint="default"/>
@@ -746,7 +752,7 @@
         <w:imprint w:val="0"/>
         <w:noProof w:val="0"/>
         <w:vanish w:val="0"/>
-        <w:spacing w:val="0"/>
+        <w:spacing w:val="26"/>
         <w:kern w:val="0"/>
         <w:position w:val="0"/>
         <w:u w:val="none"/>
@@ -2087,7 +2093,7 @@
     <w:rsid w:val="00116291"/>
     <w:pPr>
       <w:numPr>
-        <w:ilvl w:val="4"/>
+        <w:ilvl w:val="2"/>
       </w:numPr>
       <w:jc w:val="left"/>
       <w:outlineLvl w:val="2"/>
@@ -2109,7 +2115,7 @@
     <w:rsid w:val="00116291"/>
     <w:pPr>
       <w:numPr>
-        <w:ilvl w:val="8"/>
+        <w:ilvl w:val="3"/>
       </w:numPr>
       <w:spacing w:line="240" w:lineRule="auto"/>
       <w:contextualSpacing w:val="0"/>
@@ -2313,7 +2319,7 @@
       </w:tblBorders>
     </w:tblPr>
   </w:style>
-  <w:style w:type="paragraph" w:customStyle="1" w:styleId="a2">
+  <w:style w:type="paragraph" w:customStyle="1" w:styleId="a0">
     <w:name w:val="ЮИ_Формула_Номер"/>
     <w:basedOn w:val="a8"/>
     <w:next w:val="a8"/>
@@ -2849,7 +2855,7 @@
     </w:rPr>
     <w:tblPr/>
   </w:style>
-  <w:style w:type="paragraph" w:customStyle="1" w:styleId="a0">
+  <w:style w:type="paragraph" w:customStyle="1" w:styleId="a1">
     <w:name w:val="ЮИ_Рисунок_Название"/>
     <w:basedOn w:val="a8"/>
     <w:next w:val="a8"/>
@@ -2857,13 +2863,13 @@
     <w:rsid w:val="008E6B03"/>
     <w:pPr>
       <w:numPr>
-        <w:ilvl w:val="2"/>
+        <w:ilvl w:val="7"/>
         <w:numId w:val="1"/>
       </w:numPr>
       <w:jc w:val="center"/>
     </w:pPr>
   </w:style>
-  <w:style w:type="paragraph" w:customStyle="1" w:styleId="a1">
+  <w:style w:type="paragraph" w:customStyle="1" w:styleId="a2">
     <w:name w:val="ЮИ_Таблица_Название"/>
     <w:basedOn w:val="a8"/>
     <w:next w:val="a8"/>
@@ -2871,7 +2877,7 @@
     <w:rsid w:val="00781C75"/>
     <w:pPr>
       <w:numPr>
-        <w:ilvl w:val="3"/>
+        <w:ilvl w:val="8"/>
         <w:numId w:val="1"/>
       </w:numPr>
       <w:spacing w:before="120" w:after="120"/>
@@ -3539,7 +3545,7 @@
 </file>
 
 <file path=customXml/itemProps1.xml><?xml version="1.0" encoding="utf-8"?>
-<ds:datastoreItem xmlns:ds="http://schemas.openxmlformats.org/officeDocument/2006/customXml" ds:itemID="{FB96276F-EFBF-46DD-9342-DF2DCE6247A5}">
+<ds:datastoreItem xmlns:ds="http://schemas.openxmlformats.org/officeDocument/2006/customXml" ds:itemID="{2088C64D-4654-4B1D-B9F2-A640ACF34634}">
   <ds:schemaRefs>
     <ds:schemaRef ds:uri="http://schemas.openxmlformats.org/officeDocument/2006/bibliography"/>
   </ds:schemaRefs>
